--- a/Evening/05 Internship Reports/Templates/proposal template.docx
+++ b/Evening/05 Internship Reports/Templates/proposal template.docx
@@ -1,6 +1,6 @@
 
 <file path=word/document.xml><?xml version="1.0" encoding="utf-8"?>
-<w:document xmlns:wpc="http://schemas.microsoft.com/office/word/2010/wordprocessingCanvas" xmlns:mc="http://schemas.openxmlformats.org/markup-compatibility/2006" xmlns:o="urn:schemas-microsoft-com:office:office" xmlns:r="http://schemas.openxmlformats.org/officeDocument/2006/relationships" xmlns:m="http://schemas.openxmlformats.org/officeDocument/2006/math" xmlns:v="urn:schemas-microsoft-com:vml" xmlns:wp14="http://schemas.microsoft.com/office/word/2010/wordprocessingDrawing" xmlns:wp="http://schemas.openxmlformats.org/drawingml/2006/wordprocessingDrawing" xmlns:w10="urn:schemas-microsoft-com:office:word" xmlns:w="http://schemas.openxmlformats.org/wordprocessingml/2006/main" xmlns:w14="http://schemas.microsoft.com/office/word/2010/wordml" xmlns:w15="http://schemas.microsoft.com/office/word/2012/wordml" xmlns:wpg="http://schemas.microsoft.com/office/word/2010/wordprocessingGroup" xmlns:wpi="http://schemas.microsoft.com/office/word/2010/wordprocessingInk" xmlns:wne="http://schemas.microsoft.com/office/word/2006/wordml" xmlns:wps="http://schemas.microsoft.com/office/word/2010/wordprocessingShape" mc:Ignorable="w14 w15 wp14">
+<w:document xmlns:wpc="http://schemas.microsoft.com/office/word/2010/wordprocessingCanvas" xmlns:cx="http://schemas.microsoft.com/office/drawing/2014/chartex" xmlns:mc="http://schemas.openxmlformats.org/markup-compatibility/2006" xmlns:o="urn:schemas-microsoft-com:office:office" xmlns:r="http://schemas.openxmlformats.org/officeDocument/2006/relationships" xmlns:m="http://schemas.openxmlformats.org/officeDocument/2006/math" xmlns:v="urn:schemas-microsoft-com:vml" xmlns:wp14="http://schemas.microsoft.com/office/word/2010/wordprocessingDrawing" xmlns:wp="http://schemas.openxmlformats.org/drawingml/2006/wordprocessingDrawing" xmlns:w10="urn:schemas-microsoft-com:office:word" xmlns:w="http://schemas.openxmlformats.org/wordprocessingml/2006/main" xmlns:w14="http://schemas.microsoft.com/office/word/2010/wordml" xmlns:w15="http://schemas.microsoft.com/office/word/2012/wordml" xmlns:w16se="http://schemas.microsoft.com/office/word/2015/wordml/symex" xmlns:wpg="http://schemas.microsoft.com/office/word/2010/wordprocessingGroup" xmlns:wpi="http://schemas.microsoft.com/office/word/2010/wordprocessingInk" xmlns:wne="http://schemas.microsoft.com/office/word/2006/wordml" xmlns:wps="http://schemas.microsoft.com/office/word/2010/wordprocessingShape" mc:Ignorable="w14 w15 w16se wp14">
   <w:body>
     <w:p>
       <w:pPr>
@@ -17,7 +17,15 @@
           <w:sz w:val="40"/>
           <w:szCs w:val="44"/>
         </w:rPr>
-        <w:t>Project Proposal</w:t>
+        <w:t>Internship Report</w:t>
+      </w:r>
+      <w:r>
+        <w:rPr>
+          <w:b/>
+          <w:sz w:val="40"/>
+          <w:szCs w:val="44"/>
+        </w:rPr>
+        <w:t xml:space="preserve"> Proposal</w:t>
       </w:r>
     </w:p>
     <w:p>
@@ -105,6 +113,8 @@
                 <w:rFonts w:asciiTheme="majorBidi" w:hAnsiTheme="majorBidi" w:cstheme="majorBidi"/>
               </w:rPr>
             </w:pPr>
+            <w:bookmarkStart w:id="0" w:name="_GoBack"/>
+            <w:bookmarkEnd w:id="0"/>
           </w:p>
         </w:tc>
       </w:tr>
@@ -212,7 +222,13 @@
               <w:rPr>
                 <w:rFonts w:asciiTheme="majorBidi" w:hAnsiTheme="majorBidi" w:cstheme="majorBidi"/>
               </w:rPr>
-              <w:t>Title of Project</w:t>
+              <w:t xml:space="preserve">Title of </w:t>
+            </w:r>
+            <w:r>
+              <w:rPr>
+                <w:rFonts w:asciiTheme="majorBidi" w:hAnsiTheme="majorBidi" w:cstheme="majorBidi"/>
+              </w:rPr>
+              <w:t>Internship</w:t>
             </w:r>
           </w:p>
         </w:tc>
@@ -268,7 +284,13 @@
               <w:rPr>
                 <w:rFonts w:asciiTheme="majorBidi" w:hAnsiTheme="majorBidi" w:cstheme="majorBidi"/>
               </w:rPr>
-              <w:t>Type of project</w:t>
+              <w:t xml:space="preserve">Type of </w:t>
+            </w:r>
+            <w:r>
+              <w:rPr>
+                <w:rFonts w:asciiTheme="majorBidi" w:hAnsiTheme="majorBidi" w:cstheme="majorBidi"/>
+              </w:rPr>
+              <w:t>internship</w:t>
             </w:r>
           </w:p>
         </w:tc>
@@ -345,7 +367,13 @@
               <w:rPr>
                 <w:rFonts w:asciiTheme="majorBidi" w:hAnsiTheme="majorBidi" w:cstheme="majorBidi"/>
               </w:rPr>
-              <w:t>Nature of project</w:t>
+              <w:t xml:space="preserve">Nature of </w:t>
+            </w:r>
+            <w:r>
+              <w:rPr>
+                <w:rFonts w:asciiTheme="majorBidi" w:hAnsiTheme="majorBidi" w:cstheme="majorBidi"/>
+              </w:rPr>
+              <w:t>internship</w:t>
             </w:r>
           </w:p>
         </w:tc>
@@ -790,650 +818,6 @@
               </w:rPr>
               <w:t>Group Leader</w:t>
             </w:r>
-          </w:p>
-        </w:tc>
-        <w:tc>
-          <w:tcPr>
-            <w:tcW w:w="1783" w:type="dxa"/>
-            <w:gridSpan w:val="2"/>
-            <w:tcBorders>
-              <w:top w:val="single" w:sz="4" w:space="0" w:color="auto"/>
-              <w:left w:val="single" w:sz="4" w:space="0" w:color="auto"/>
-              <w:bottom w:val="single" w:sz="4" w:space="0" w:color="auto"/>
-              <w:right w:val="single" w:sz="4" w:space="0" w:color="auto"/>
-            </w:tcBorders>
-            <w:vAlign w:val="center"/>
-          </w:tcPr>
-          <w:p>
-            <w:pPr>
-              <w:spacing w:after="120"/>
-              <w:jc w:val="both"/>
-              <w:rPr>
-                <w:rFonts w:asciiTheme="majorBidi" w:hAnsiTheme="majorBidi" w:cstheme="majorBidi"/>
-              </w:rPr>
-            </w:pPr>
-          </w:p>
-        </w:tc>
-        <w:tc>
-          <w:tcPr>
-            <w:tcW w:w="857" w:type="dxa"/>
-            <w:tcBorders>
-              <w:top w:val="single" w:sz="4" w:space="0" w:color="auto"/>
-              <w:left w:val="single" w:sz="4" w:space="0" w:color="auto"/>
-              <w:bottom w:val="single" w:sz="4" w:space="0" w:color="auto"/>
-              <w:right w:val="single" w:sz="4" w:space="0" w:color="auto"/>
-            </w:tcBorders>
-            <w:vAlign w:val="center"/>
-          </w:tcPr>
-          <w:p>
-            <w:pPr>
-              <w:spacing w:after="120"/>
-              <w:jc w:val="both"/>
-              <w:rPr>
-                <w:rFonts w:asciiTheme="majorBidi" w:hAnsiTheme="majorBidi" w:cstheme="majorBidi"/>
-              </w:rPr>
-            </w:pPr>
-          </w:p>
-        </w:tc>
-        <w:tc>
-          <w:tcPr>
-            <w:tcW w:w="2087" w:type="dxa"/>
-            <w:tcBorders>
-              <w:top w:val="single" w:sz="4" w:space="0" w:color="auto"/>
-              <w:left w:val="single" w:sz="4" w:space="0" w:color="auto"/>
-              <w:bottom w:val="single" w:sz="4" w:space="0" w:color="auto"/>
-              <w:right w:val="single" w:sz="4" w:space="0" w:color="auto"/>
-            </w:tcBorders>
-            <w:vAlign w:val="center"/>
-          </w:tcPr>
-          <w:p>
-            <w:pPr>
-              <w:spacing w:after="120"/>
-              <w:jc w:val="both"/>
-              <w:rPr>
-                <w:rFonts w:asciiTheme="majorBidi" w:hAnsiTheme="majorBidi" w:cstheme="majorBidi"/>
-              </w:rPr>
-            </w:pPr>
-          </w:p>
-        </w:tc>
-        <w:tc>
-          <w:tcPr>
-            <w:tcW w:w="1581" w:type="dxa"/>
-            <w:tcBorders>
-              <w:top w:val="single" w:sz="4" w:space="0" w:color="auto"/>
-              <w:left w:val="single" w:sz="4" w:space="0" w:color="auto"/>
-              <w:bottom w:val="single" w:sz="4" w:space="0" w:color="auto"/>
-              <w:right w:val="single" w:sz="4" w:space="0" w:color="auto"/>
-            </w:tcBorders>
-            <w:vAlign w:val="center"/>
-          </w:tcPr>
-          <w:p>
-            <w:pPr>
-              <w:spacing w:after="120"/>
-              <w:jc w:val="both"/>
-              <w:rPr>
-                <w:rFonts w:asciiTheme="majorBidi" w:hAnsiTheme="majorBidi" w:cstheme="majorBidi"/>
-              </w:rPr>
-            </w:pPr>
-          </w:p>
-        </w:tc>
-        <w:tc>
-          <w:tcPr>
-            <w:tcW w:w="1271" w:type="dxa"/>
-            <w:tcBorders>
-              <w:top w:val="single" w:sz="4" w:space="0" w:color="auto"/>
-              <w:left w:val="single" w:sz="4" w:space="0" w:color="auto"/>
-              <w:bottom w:val="single" w:sz="4" w:space="0" w:color="auto"/>
-              <w:right w:val="single" w:sz="4" w:space="0" w:color="auto"/>
-            </w:tcBorders>
-            <w:vAlign w:val="center"/>
-          </w:tcPr>
-          <w:p>
-            <w:pPr>
-              <w:spacing w:after="120"/>
-              <w:jc w:val="both"/>
-              <w:rPr>
-                <w:rFonts w:asciiTheme="majorBidi" w:hAnsiTheme="majorBidi" w:cstheme="majorBidi"/>
-              </w:rPr>
-            </w:pPr>
-          </w:p>
-        </w:tc>
-      </w:tr>
-      <w:tr>
-        <w:trPr>
-          <w:trHeight w:val="512"/>
-          <w:jc w:val="center"/>
-        </w:trPr>
-        <w:tc>
-          <w:tcPr>
-            <w:tcW w:w="705" w:type="dxa"/>
-            <w:tcBorders>
-              <w:top w:val="single" w:sz="4" w:space="0" w:color="auto"/>
-              <w:left w:val="single" w:sz="4" w:space="0" w:color="auto"/>
-              <w:bottom w:val="single" w:sz="4" w:space="0" w:color="auto"/>
-              <w:right w:val="single" w:sz="4" w:space="0" w:color="auto"/>
-            </w:tcBorders>
-            <w:vAlign w:val="center"/>
-            <w:hideMark/>
-          </w:tcPr>
-          <w:p>
-            <w:pPr>
-              <w:spacing w:after="120"/>
-              <w:jc w:val="both"/>
-              <w:rPr>
-                <w:rFonts w:asciiTheme="majorBidi" w:hAnsiTheme="majorBidi" w:cstheme="majorBidi"/>
-              </w:rPr>
-            </w:pPr>
-            <w:r>
-              <w:rPr>
-                <w:rFonts w:asciiTheme="majorBidi" w:hAnsiTheme="majorBidi" w:cstheme="majorBidi"/>
-              </w:rPr>
-              <w:t>(ii)</w:t>
-            </w:r>
-          </w:p>
-        </w:tc>
-        <w:tc>
-          <w:tcPr>
-            <w:tcW w:w="1346" w:type="dxa"/>
-            <w:tcBorders>
-              <w:top w:val="single" w:sz="4" w:space="0" w:color="auto"/>
-              <w:left w:val="single" w:sz="4" w:space="0" w:color="auto"/>
-              <w:bottom w:val="single" w:sz="4" w:space="0" w:color="auto"/>
-              <w:right w:val="single" w:sz="4" w:space="0" w:color="auto"/>
-            </w:tcBorders>
-            <w:vAlign w:val="center"/>
-          </w:tcPr>
-          <w:p>
-            <w:pPr>
-              <w:spacing w:after="120"/>
-              <w:jc w:val="both"/>
-              <w:rPr>
-                <w:rFonts w:asciiTheme="majorBidi" w:hAnsiTheme="majorBidi" w:cstheme="majorBidi"/>
-              </w:rPr>
-            </w:pPr>
-          </w:p>
-        </w:tc>
-        <w:tc>
-          <w:tcPr>
-            <w:tcW w:w="1783" w:type="dxa"/>
-            <w:gridSpan w:val="2"/>
-            <w:tcBorders>
-              <w:top w:val="single" w:sz="4" w:space="0" w:color="auto"/>
-              <w:left w:val="single" w:sz="4" w:space="0" w:color="auto"/>
-              <w:bottom w:val="single" w:sz="4" w:space="0" w:color="auto"/>
-              <w:right w:val="single" w:sz="4" w:space="0" w:color="auto"/>
-            </w:tcBorders>
-            <w:vAlign w:val="center"/>
-          </w:tcPr>
-          <w:p>
-            <w:pPr>
-              <w:spacing w:after="120"/>
-              <w:jc w:val="both"/>
-              <w:rPr>
-                <w:rFonts w:asciiTheme="majorBidi" w:hAnsiTheme="majorBidi" w:cstheme="majorBidi"/>
-              </w:rPr>
-            </w:pPr>
-          </w:p>
-        </w:tc>
-        <w:tc>
-          <w:tcPr>
-            <w:tcW w:w="857" w:type="dxa"/>
-            <w:tcBorders>
-              <w:top w:val="single" w:sz="4" w:space="0" w:color="auto"/>
-              <w:left w:val="single" w:sz="4" w:space="0" w:color="auto"/>
-              <w:bottom w:val="single" w:sz="4" w:space="0" w:color="auto"/>
-              <w:right w:val="single" w:sz="4" w:space="0" w:color="auto"/>
-            </w:tcBorders>
-            <w:vAlign w:val="center"/>
-          </w:tcPr>
-          <w:p>
-            <w:pPr>
-              <w:spacing w:after="120"/>
-              <w:jc w:val="both"/>
-              <w:rPr>
-                <w:rFonts w:asciiTheme="majorBidi" w:hAnsiTheme="majorBidi" w:cstheme="majorBidi"/>
-              </w:rPr>
-            </w:pPr>
-          </w:p>
-        </w:tc>
-        <w:tc>
-          <w:tcPr>
-            <w:tcW w:w="2087" w:type="dxa"/>
-            <w:tcBorders>
-              <w:top w:val="single" w:sz="4" w:space="0" w:color="auto"/>
-              <w:left w:val="single" w:sz="4" w:space="0" w:color="auto"/>
-              <w:bottom w:val="single" w:sz="4" w:space="0" w:color="auto"/>
-              <w:right w:val="single" w:sz="4" w:space="0" w:color="auto"/>
-            </w:tcBorders>
-            <w:vAlign w:val="center"/>
-          </w:tcPr>
-          <w:p>
-            <w:pPr>
-              <w:spacing w:after="120"/>
-              <w:jc w:val="both"/>
-              <w:rPr>
-                <w:rFonts w:asciiTheme="majorBidi" w:hAnsiTheme="majorBidi" w:cstheme="majorBidi"/>
-              </w:rPr>
-            </w:pPr>
-          </w:p>
-        </w:tc>
-        <w:tc>
-          <w:tcPr>
-            <w:tcW w:w="1581" w:type="dxa"/>
-            <w:tcBorders>
-              <w:top w:val="single" w:sz="4" w:space="0" w:color="auto"/>
-              <w:left w:val="single" w:sz="4" w:space="0" w:color="auto"/>
-              <w:bottom w:val="single" w:sz="4" w:space="0" w:color="auto"/>
-              <w:right w:val="single" w:sz="4" w:space="0" w:color="auto"/>
-            </w:tcBorders>
-            <w:vAlign w:val="center"/>
-          </w:tcPr>
-          <w:p>
-            <w:pPr>
-              <w:spacing w:after="120"/>
-              <w:jc w:val="both"/>
-              <w:rPr>
-                <w:rFonts w:asciiTheme="majorBidi" w:hAnsiTheme="majorBidi" w:cstheme="majorBidi"/>
-              </w:rPr>
-            </w:pPr>
-          </w:p>
-        </w:tc>
-        <w:tc>
-          <w:tcPr>
-            <w:tcW w:w="1271" w:type="dxa"/>
-            <w:tcBorders>
-              <w:top w:val="single" w:sz="4" w:space="0" w:color="auto"/>
-              <w:left w:val="single" w:sz="4" w:space="0" w:color="auto"/>
-              <w:bottom w:val="single" w:sz="4" w:space="0" w:color="auto"/>
-              <w:right w:val="single" w:sz="4" w:space="0" w:color="auto"/>
-            </w:tcBorders>
-            <w:vAlign w:val="center"/>
-          </w:tcPr>
-          <w:p>
-            <w:pPr>
-              <w:spacing w:after="120"/>
-              <w:jc w:val="both"/>
-              <w:rPr>
-                <w:rFonts w:asciiTheme="majorBidi" w:hAnsiTheme="majorBidi" w:cstheme="majorBidi"/>
-              </w:rPr>
-            </w:pPr>
-          </w:p>
-        </w:tc>
-      </w:tr>
-      <w:tr>
-        <w:trPr>
-          <w:trHeight w:val="548"/>
-          <w:jc w:val="center"/>
-        </w:trPr>
-        <w:tc>
-          <w:tcPr>
-            <w:tcW w:w="705" w:type="dxa"/>
-            <w:tcBorders>
-              <w:top w:val="single" w:sz="4" w:space="0" w:color="auto"/>
-              <w:left w:val="single" w:sz="4" w:space="0" w:color="auto"/>
-              <w:bottom w:val="single" w:sz="4" w:space="0" w:color="auto"/>
-              <w:right w:val="single" w:sz="4" w:space="0" w:color="auto"/>
-            </w:tcBorders>
-            <w:vAlign w:val="center"/>
-            <w:hideMark/>
-          </w:tcPr>
-          <w:p>
-            <w:pPr>
-              <w:spacing w:after="120"/>
-              <w:jc w:val="both"/>
-              <w:rPr>
-                <w:rFonts w:asciiTheme="majorBidi" w:hAnsiTheme="majorBidi" w:cstheme="majorBidi"/>
-              </w:rPr>
-            </w:pPr>
-            <w:r>
-              <w:rPr>
-                <w:rFonts w:asciiTheme="majorBidi" w:hAnsiTheme="majorBidi" w:cstheme="majorBidi"/>
-              </w:rPr>
-              <w:t>(iii)</w:t>
-            </w:r>
-          </w:p>
-        </w:tc>
-        <w:tc>
-          <w:tcPr>
-            <w:tcW w:w="1346" w:type="dxa"/>
-            <w:tcBorders>
-              <w:top w:val="single" w:sz="4" w:space="0" w:color="auto"/>
-              <w:left w:val="single" w:sz="4" w:space="0" w:color="auto"/>
-              <w:bottom w:val="single" w:sz="4" w:space="0" w:color="auto"/>
-              <w:right w:val="single" w:sz="4" w:space="0" w:color="auto"/>
-            </w:tcBorders>
-            <w:vAlign w:val="center"/>
-          </w:tcPr>
-          <w:p>
-            <w:pPr>
-              <w:spacing w:after="120"/>
-              <w:jc w:val="both"/>
-              <w:rPr>
-                <w:rFonts w:asciiTheme="majorBidi" w:hAnsiTheme="majorBidi" w:cstheme="majorBidi"/>
-              </w:rPr>
-            </w:pPr>
-          </w:p>
-        </w:tc>
-        <w:tc>
-          <w:tcPr>
-            <w:tcW w:w="1783" w:type="dxa"/>
-            <w:gridSpan w:val="2"/>
-            <w:tcBorders>
-              <w:top w:val="single" w:sz="4" w:space="0" w:color="auto"/>
-              <w:left w:val="single" w:sz="4" w:space="0" w:color="auto"/>
-              <w:bottom w:val="single" w:sz="4" w:space="0" w:color="auto"/>
-              <w:right w:val="single" w:sz="4" w:space="0" w:color="auto"/>
-            </w:tcBorders>
-            <w:vAlign w:val="center"/>
-          </w:tcPr>
-          <w:p>
-            <w:pPr>
-              <w:spacing w:after="120"/>
-              <w:jc w:val="both"/>
-              <w:rPr>
-                <w:rFonts w:asciiTheme="majorBidi" w:hAnsiTheme="majorBidi" w:cstheme="majorBidi"/>
-              </w:rPr>
-            </w:pPr>
-          </w:p>
-        </w:tc>
-        <w:tc>
-          <w:tcPr>
-            <w:tcW w:w="857" w:type="dxa"/>
-            <w:tcBorders>
-              <w:top w:val="single" w:sz="4" w:space="0" w:color="auto"/>
-              <w:left w:val="single" w:sz="4" w:space="0" w:color="auto"/>
-              <w:bottom w:val="single" w:sz="4" w:space="0" w:color="auto"/>
-              <w:right w:val="single" w:sz="4" w:space="0" w:color="auto"/>
-            </w:tcBorders>
-            <w:vAlign w:val="center"/>
-          </w:tcPr>
-          <w:p>
-            <w:pPr>
-              <w:spacing w:after="120"/>
-              <w:jc w:val="both"/>
-              <w:rPr>
-                <w:rFonts w:asciiTheme="majorBidi" w:hAnsiTheme="majorBidi" w:cstheme="majorBidi"/>
-              </w:rPr>
-            </w:pPr>
-          </w:p>
-        </w:tc>
-        <w:tc>
-          <w:tcPr>
-            <w:tcW w:w="2087" w:type="dxa"/>
-            <w:tcBorders>
-              <w:top w:val="single" w:sz="4" w:space="0" w:color="auto"/>
-              <w:left w:val="single" w:sz="4" w:space="0" w:color="auto"/>
-              <w:bottom w:val="single" w:sz="4" w:space="0" w:color="auto"/>
-              <w:right w:val="single" w:sz="4" w:space="0" w:color="auto"/>
-            </w:tcBorders>
-            <w:vAlign w:val="center"/>
-          </w:tcPr>
-          <w:p>
-            <w:pPr>
-              <w:spacing w:after="120"/>
-              <w:jc w:val="both"/>
-              <w:rPr>
-                <w:rFonts w:asciiTheme="majorBidi" w:hAnsiTheme="majorBidi" w:cstheme="majorBidi"/>
-              </w:rPr>
-            </w:pPr>
-          </w:p>
-        </w:tc>
-        <w:tc>
-          <w:tcPr>
-            <w:tcW w:w="1581" w:type="dxa"/>
-            <w:tcBorders>
-              <w:top w:val="single" w:sz="4" w:space="0" w:color="auto"/>
-              <w:left w:val="single" w:sz="4" w:space="0" w:color="auto"/>
-              <w:bottom w:val="single" w:sz="4" w:space="0" w:color="auto"/>
-              <w:right w:val="single" w:sz="4" w:space="0" w:color="auto"/>
-            </w:tcBorders>
-            <w:vAlign w:val="center"/>
-          </w:tcPr>
-          <w:p>
-            <w:pPr>
-              <w:spacing w:after="120"/>
-              <w:jc w:val="both"/>
-              <w:rPr>
-                <w:rFonts w:asciiTheme="majorBidi" w:hAnsiTheme="majorBidi" w:cstheme="majorBidi"/>
-              </w:rPr>
-            </w:pPr>
-          </w:p>
-        </w:tc>
-        <w:tc>
-          <w:tcPr>
-            <w:tcW w:w="1271" w:type="dxa"/>
-            <w:tcBorders>
-              <w:top w:val="single" w:sz="4" w:space="0" w:color="auto"/>
-              <w:left w:val="single" w:sz="4" w:space="0" w:color="auto"/>
-              <w:bottom w:val="single" w:sz="4" w:space="0" w:color="auto"/>
-              <w:right w:val="single" w:sz="4" w:space="0" w:color="auto"/>
-            </w:tcBorders>
-            <w:vAlign w:val="center"/>
-          </w:tcPr>
-          <w:p>
-            <w:pPr>
-              <w:spacing w:after="120"/>
-              <w:jc w:val="both"/>
-              <w:rPr>
-                <w:rFonts w:asciiTheme="majorBidi" w:hAnsiTheme="majorBidi" w:cstheme="majorBidi"/>
-              </w:rPr>
-            </w:pPr>
-          </w:p>
-        </w:tc>
-      </w:tr>
-      <w:tr>
-        <w:trPr>
-          <w:trHeight w:val="548"/>
-          <w:jc w:val="center"/>
-        </w:trPr>
-        <w:tc>
-          <w:tcPr>
-            <w:tcW w:w="705" w:type="dxa"/>
-            <w:tcBorders>
-              <w:top w:val="single" w:sz="4" w:space="0" w:color="auto"/>
-              <w:left w:val="single" w:sz="4" w:space="0" w:color="auto"/>
-              <w:bottom w:val="single" w:sz="4" w:space="0" w:color="auto"/>
-              <w:right w:val="single" w:sz="4" w:space="0" w:color="auto"/>
-            </w:tcBorders>
-            <w:vAlign w:val="center"/>
-            <w:hideMark/>
-          </w:tcPr>
-          <w:p>
-            <w:pPr>
-              <w:spacing w:after="120"/>
-              <w:jc w:val="both"/>
-              <w:rPr>
-                <w:rFonts w:asciiTheme="majorBidi" w:hAnsiTheme="majorBidi" w:cstheme="majorBidi"/>
-              </w:rPr>
-            </w:pPr>
-            <w:r>
-              <w:rPr>
-                <w:rFonts w:asciiTheme="majorBidi" w:hAnsiTheme="majorBidi" w:cstheme="majorBidi"/>
-              </w:rPr>
-              <w:t>(iv)</w:t>
-            </w:r>
-          </w:p>
-        </w:tc>
-        <w:tc>
-          <w:tcPr>
-            <w:tcW w:w="1346" w:type="dxa"/>
-            <w:tcBorders>
-              <w:top w:val="single" w:sz="4" w:space="0" w:color="auto"/>
-              <w:left w:val="single" w:sz="4" w:space="0" w:color="auto"/>
-              <w:bottom w:val="single" w:sz="4" w:space="0" w:color="auto"/>
-              <w:right w:val="single" w:sz="4" w:space="0" w:color="auto"/>
-            </w:tcBorders>
-            <w:vAlign w:val="center"/>
-          </w:tcPr>
-          <w:p>
-            <w:pPr>
-              <w:spacing w:after="120"/>
-              <w:jc w:val="both"/>
-              <w:rPr>
-                <w:rFonts w:asciiTheme="majorBidi" w:hAnsiTheme="majorBidi" w:cstheme="majorBidi"/>
-              </w:rPr>
-            </w:pPr>
-          </w:p>
-        </w:tc>
-        <w:tc>
-          <w:tcPr>
-            <w:tcW w:w="1783" w:type="dxa"/>
-            <w:gridSpan w:val="2"/>
-            <w:tcBorders>
-              <w:top w:val="single" w:sz="4" w:space="0" w:color="auto"/>
-              <w:left w:val="single" w:sz="4" w:space="0" w:color="auto"/>
-              <w:bottom w:val="single" w:sz="4" w:space="0" w:color="auto"/>
-              <w:right w:val="single" w:sz="4" w:space="0" w:color="auto"/>
-            </w:tcBorders>
-            <w:vAlign w:val="center"/>
-          </w:tcPr>
-          <w:p>
-            <w:pPr>
-              <w:spacing w:after="120"/>
-              <w:jc w:val="both"/>
-              <w:rPr>
-                <w:rFonts w:asciiTheme="majorBidi" w:hAnsiTheme="majorBidi" w:cstheme="majorBidi"/>
-              </w:rPr>
-            </w:pPr>
-          </w:p>
-        </w:tc>
-        <w:tc>
-          <w:tcPr>
-            <w:tcW w:w="857" w:type="dxa"/>
-            <w:tcBorders>
-              <w:top w:val="single" w:sz="4" w:space="0" w:color="auto"/>
-              <w:left w:val="single" w:sz="4" w:space="0" w:color="auto"/>
-              <w:bottom w:val="single" w:sz="4" w:space="0" w:color="auto"/>
-              <w:right w:val="single" w:sz="4" w:space="0" w:color="auto"/>
-            </w:tcBorders>
-            <w:vAlign w:val="center"/>
-          </w:tcPr>
-          <w:p>
-            <w:pPr>
-              <w:spacing w:after="120"/>
-              <w:jc w:val="both"/>
-              <w:rPr>
-                <w:rFonts w:asciiTheme="majorBidi" w:hAnsiTheme="majorBidi" w:cstheme="majorBidi"/>
-              </w:rPr>
-            </w:pPr>
-          </w:p>
-        </w:tc>
-        <w:tc>
-          <w:tcPr>
-            <w:tcW w:w="2087" w:type="dxa"/>
-            <w:tcBorders>
-              <w:top w:val="single" w:sz="4" w:space="0" w:color="auto"/>
-              <w:left w:val="single" w:sz="4" w:space="0" w:color="auto"/>
-              <w:bottom w:val="single" w:sz="4" w:space="0" w:color="auto"/>
-              <w:right w:val="single" w:sz="4" w:space="0" w:color="auto"/>
-            </w:tcBorders>
-            <w:vAlign w:val="center"/>
-          </w:tcPr>
-          <w:p>
-            <w:pPr>
-              <w:spacing w:after="120"/>
-              <w:jc w:val="both"/>
-              <w:rPr>
-                <w:rFonts w:asciiTheme="majorBidi" w:hAnsiTheme="majorBidi" w:cstheme="majorBidi"/>
-              </w:rPr>
-            </w:pPr>
-          </w:p>
-        </w:tc>
-        <w:tc>
-          <w:tcPr>
-            <w:tcW w:w="1581" w:type="dxa"/>
-            <w:tcBorders>
-              <w:top w:val="single" w:sz="4" w:space="0" w:color="auto"/>
-              <w:left w:val="single" w:sz="4" w:space="0" w:color="auto"/>
-              <w:bottom w:val="single" w:sz="4" w:space="0" w:color="auto"/>
-              <w:right w:val="single" w:sz="4" w:space="0" w:color="auto"/>
-            </w:tcBorders>
-            <w:vAlign w:val="center"/>
-          </w:tcPr>
-          <w:p>
-            <w:pPr>
-              <w:spacing w:after="120"/>
-              <w:jc w:val="both"/>
-              <w:rPr>
-                <w:rFonts w:asciiTheme="majorBidi" w:hAnsiTheme="majorBidi" w:cstheme="majorBidi"/>
-              </w:rPr>
-            </w:pPr>
-          </w:p>
-        </w:tc>
-        <w:tc>
-          <w:tcPr>
-            <w:tcW w:w="1271" w:type="dxa"/>
-            <w:tcBorders>
-              <w:top w:val="single" w:sz="4" w:space="0" w:color="auto"/>
-              <w:left w:val="single" w:sz="4" w:space="0" w:color="auto"/>
-              <w:bottom w:val="single" w:sz="4" w:space="0" w:color="auto"/>
-              <w:right w:val="single" w:sz="4" w:space="0" w:color="auto"/>
-            </w:tcBorders>
-            <w:vAlign w:val="center"/>
-          </w:tcPr>
-          <w:p>
-            <w:pPr>
-              <w:spacing w:after="120"/>
-              <w:jc w:val="both"/>
-              <w:rPr>
-                <w:rFonts w:asciiTheme="majorBidi" w:hAnsiTheme="majorBidi" w:cstheme="majorBidi"/>
-              </w:rPr>
-            </w:pPr>
-          </w:p>
-        </w:tc>
-      </w:tr>
-      <w:tr>
-        <w:trPr>
-          <w:trHeight w:val="548"/>
-          <w:jc w:val="center"/>
-        </w:trPr>
-        <w:tc>
-          <w:tcPr>
-            <w:tcW w:w="705" w:type="dxa"/>
-            <w:tcBorders>
-              <w:top w:val="single" w:sz="4" w:space="0" w:color="auto"/>
-              <w:left w:val="single" w:sz="4" w:space="0" w:color="auto"/>
-              <w:bottom w:val="single" w:sz="4" w:space="0" w:color="auto"/>
-              <w:right w:val="single" w:sz="4" w:space="0" w:color="auto"/>
-            </w:tcBorders>
-            <w:vAlign w:val="center"/>
-            <w:hideMark/>
-          </w:tcPr>
-          <w:p>
-            <w:pPr>
-              <w:spacing w:after="120"/>
-              <w:jc w:val="both"/>
-              <w:rPr>
-                <w:rFonts w:asciiTheme="majorBidi" w:hAnsiTheme="majorBidi" w:cstheme="majorBidi"/>
-              </w:rPr>
-            </w:pPr>
-            <w:r>
-              <w:rPr>
-                <w:rFonts w:asciiTheme="majorBidi" w:hAnsiTheme="majorBidi" w:cstheme="majorBidi"/>
-              </w:rPr>
-              <w:t>(v)</w:t>
-            </w:r>
-          </w:p>
-        </w:tc>
-        <w:tc>
-          <w:tcPr>
-            <w:tcW w:w="1346" w:type="dxa"/>
-            <w:tcBorders>
-              <w:top w:val="single" w:sz="4" w:space="0" w:color="auto"/>
-              <w:left w:val="single" w:sz="4" w:space="0" w:color="auto"/>
-              <w:bottom w:val="single" w:sz="4" w:space="0" w:color="auto"/>
-              <w:right w:val="single" w:sz="4" w:space="0" w:color="auto"/>
-            </w:tcBorders>
-            <w:vAlign w:val="center"/>
-          </w:tcPr>
-          <w:p>
-            <w:pPr>
-              <w:spacing w:after="120"/>
-              <w:jc w:val="both"/>
-              <w:rPr>
-                <w:rFonts w:asciiTheme="majorBidi" w:hAnsiTheme="majorBidi" w:cstheme="majorBidi"/>
-              </w:rPr>
-            </w:pPr>
           </w:p>
         </w:tc>
         <w:tc>
@@ -1821,16 +1205,16 @@
           <w:rFonts w:asciiTheme="majorBidi" w:hAnsiTheme="majorBidi" w:cstheme="majorBidi"/>
         </w:rPr>
       </w:pPr>
-      <w:bookmarkStart w:id="0" w:name="_Toc152587727"/>
-      <w:bookmarkStart w:id="1" w:name="_Toc152588267"/>
+      <w:bookmarkStart w:id="1" w:name="_Toc152587727"/>
+      <w:bookmarkStart w:id="2" w:name="_Toc152588267"/>
       <w:r>
         <w:rPr>
           <w:rFonts w:asciiTheme="majorBidi" w:hAnsiTheme="majorBidi" w:cstheme="majorBidi"/>
         </w:rPr>
         <w:t>Introduction</w:t>
       </w:r>
-      <w:bookmarkEnd w:id="0"/>
       <w:bookmarkEnd w:id="1"/>
+      <w:bookmarkEnd w:id="2"/>
     </w:p>
     <w:p>
       <w:pPr>
@@ -1861,16 +1245,17 @@
           <w:rFonts w:asciiTheme="majorBidi" w:hAnsiTheme="majorBidi" w:cstheme="majorBidi"/>
         </w:rPr>
       </w:pPr>
-      <w:bookmarkStart w:id="2" w:name="_Toc152587728"/>
-      <w:bookmarkStart w:id="3" w:name="_Toc152588268"/>
+      <w:bookmarkStart w:id="3" w:name="_Toc152587728"/>
+      <w:bookmarkStart w:id="4" w:name="_Toc152588268"/>
       <w:r>
         <w:rPr>
           <w:rFonts w:asciiTheme="majorBidi" w:hAnsiTheme="majorBidi" w:cstheme="majorBidi"/>
         </w:rPr>
+        <w:lastRenderedPageBreak/>
         <w:t>Objective</w:t>
       </w:r>
-      <w:bookmarkEnd w:id="2"/>
       <w:bookmarkEnd w:id="3"/>
+      <w:bookmarkEnd w:id="4"/>
     </w:p>
     <w:p>
       <w:pPr>
@@ -1917,16 +1302,16 @@
           <w:rFonts w:asciiTheme="majorBidi" w:hAnsiTheme="majorBidi" w:cstheme="majorBidi"/>
         </w:rPr>
       </w:pPr>
-      <w:bookmarkStart w:id="4" w:name="_Toc152587731"/>
-      <w:bookmarkStart w:id="5" w:name="_Toc152588271"/>
+      <w:bookmarkStart w:id="5" w:name="_Toc152587731"/>
+      <w:bookmarkStart w:id="6" w:name="_Toc152588271"/>
       <w:r>
         <w:rPr>
           <w:rFonts w:asciiTheme="majorBidi" w:hAnsiTheme="majorBidi" w:cstheme="majorBidi"/>
         </w:rPr>
         <w:t>Project Scope</w:t>
       </w:r>
-      <w:bookmarkEnd w:id="4"/>
       <w:bookmarkEnd w:id="5"/>
+      <w:bookmarkEnd w:id="6"/>
     </w:p>
     <w:p>
       <w:pPr>
@@ -2014,8 +1399,6 @@
         </w:rPr>
         <w:t xml:space="preserve"> lines. </w:t>
       </w:r>
-      <w:bookmarkStart w:id="6" w:name="_GoBack"/>
-      <w:bookmarkEnd w:id="6"/>
     </w:p>
     <w:sectPr>
       <w:pgSz w:w="12240" w:h="15840"/>
@@ -2028,7 +1411,7 @@
 </file>
 
 <file path=word/endnotes.xml><?xml version="1.0" encoding="utf-8"?>
-<w:endnotes xmlns:wpc="http://schemas.microsoft.com/office/word/2010/wordprocessingCanvas" xmlns:mc="http://schemas.openxmlformats.org/markup-compatibility/2006" xmlns:o="urn:schemas-microsoft-com:office:office" xmlns:r="http://schemas.openxmlformats.org/officeDocument/2006/relationships" xmlns:m="http://schemas.openxmlformats.org/officeDocument/2006/math" xmlns:v="urn:schemas-microsoft-com:vml" xmlns:wp14="http://schemas.microsoft.com/office/word/2010/wordprocessingDrawing" xmlns:wp="http://schemas.openxmlformats.org/drawingml/2006/wordprocessingDrawing" xmlns:w10="urn:schemas-microsoft-com:office:word" xmlns:w="http://schemas.openxmlformats.org/wordprocessingml/2006/main" xmlns:w14="http://schemas.microsoft.com/office/word/2010/wordml" xmlns:w15="http://schemas.microsoft.com/office/word/2012/wordml" xmlns:wpg="http://schemas.microsoft.com/office/word/2010/wordprocessingGroup" xmlns:wpi="http://schemas.microsoft.com/office/word/2010/wordprocessingInk" xmlns:wne="http://schemas.microsoft.com/office/word/2006/wordml" xmlns:wps="http://schemas.microsoft.com/office/word/2010/wordprocessingShape" mc:Ignorable="w14 w15 wp14">
+<w:endnotes xmlns:wpc="http://schemas.microsoft.com/office/word/2010/wordprocessingCanvas" xmlns:cx="http://schemas.microsoft.com/office/drawing/2014/chartex" xmlns:mc="http://schemas.openxmlformats.org/markup-compatibility/2006" xmlns:o="urn:schemas-microsoft-com:office:office" xmlns:r="http://schemas.openxmlformats.org/officeDocument/2006/relationships" xmlns:m="http://schemas.openxmlformats.org/officeDocument/2006/math" xmlns:v="urn:schemas-microsoft-com:vml" xmlns:wp14="http://schemas.microsoft.com/office/word/2010/wordprocessingDrawing" xmlns:wp="http://schemas.openxmlformats.org/drawingml/2006/wordprocessingDrawing" xmlns:w10="urn:schemas-microsoft-com:office:word" xmlns:w="http://schemas.openxmlformats.org/wordprocessingml/2006/main" xmlns:w14="http://schemas.microsoft.com/office/word/2010/wordml" xmlns:w15="http://schemas.microsoft.com/office/word/2012/wordml" xmlns:w16se="http://schemas.microsoft.com/office/word/2015/wordml/symex" xmlns:wpg="http://schemas.microsoft.com/office/word/2010/wordprocessingGroup" xmlns:wpi="http://schemas.microsoft.com/office/word/2010/wordprocessingInk" xmlns:wne="http://schemas.microsoft.com/office/word/2006/wordml" xmlns:wps="http://schemas.microsoft.com/office/word/2010/wordprocessingShape" mc:Ignorable="w14 w15 w16se wp14">
   <w:endnote w:type="separator" w:id="-1">
     <w:p>
       <w:r>
@@ -2047,7 +1430,7 @@
 </file>
 
 <file path=word/footnotes.xml><?xml version="1.0" encoding="utf-8"?>
-<w:footnotes xmlns:wpc="http://schemas.microsoft.com/office/word/2010/wordprocessingCanvas" xmlns:mc="http://schemas.openxmlformats.org/markup-compatibility/2006" xmlns:o="urn:schemas-microsoft-com:office:office" xmlns:r="http://schemas.openxmlformats.org/officeDocument/2006/relationships" xmlns:m="http://schemas.openxmlformats.org/officeDocument/2006/math" xmlns:v="urn:schemas-microsoft-com:vml" xmlns:wp14="http://schemas.microsoft.com/office/word/2010/wordprocessingDrawing" xmlns:wp="http://schemas.openxmlformats.org/drawingml/2006/wordprocessingDrawing" xmlns:w10="urn:schemas-microsoft-com:office:word" xmlns:w="http://schemas.openxmlformats.org/wordprocessingml/2006/main" xmlns:w14="http://schemas.microsoft.com/office/word/2010/wordml" xmlns:w15="http://schemas.microsoft.com/office/word/2012/wordml" xmlns:wpg="http://schemas.microsoft.com/office/word/2010/wordprocessingGroup" xmlns:wpi="http://schemas.microsoft.com/office/word/2010/wordprocessingInk" xmlns:wne="http://schemas.microsoft.com/office/word/2006/wordml" xmlns:wps="http://schemas.microsoft.com/office/word/2010/wordprocessingShape" mc:Ignorable="w14 w15 wp14">
+<w:footnotes xmlns:wpc="http://schemas.microsoft.com/office/word/2010/wordprocessingCanvas" xmlns:cx="http://schemas.microsoft.com/office/drawing/2014/chartex" xmlns:mc="http://schemas.openxmlformats.org/markup-compatibility/2006" xmlns:o="urn:schemas-microsoft-com:office:office" xmlns:r="http://schemas.openxmlformats.org/officeDocument/2006/relationships" xmlns:m="http://schemas.openxmlformats.org/officeDocument/2006/math" xmlns:v="urn:schemas-microsoft-com:vml" xmlns:wp14="http://schemas.microsoft.com/office/word/2010/wordprocessingDrawing" xmlns:wp="http://schemas.openxmlformats.org/drawingml/2006/wordprocessingDrawing" xmlns:w10="urn:schemas-microsoft-com:office:word" xmlns:w="http://schemas.openxmlformats.org/wordprocessingml/2006/main" xmlns:w14="http://schemas.microsoft.com/office/word/2010/wordml" xmlns:w15="http://schemas.microsoft.com/office/word/2012/wordml" xmlns:w16se="http://schemas.microsoft.com/office/word/2015/wordml/symex" xmlns:wpg="http://schemas.microsoft.com/office/word/2010/wordprocessingGroup" xmlns:wpi="http://schemas.microsoft.com/office/word/2010/wordprocessingInk" xmlns:wne="http://schemas.microsoft.com/office/word/2006/wordml" xmlns:wps="http://schemas.microsoft.com/office/word/2010/wordprocessingShape" mc:Ignorable="w14 w15 w16se wp14">
   <w:footnote w:type="separator" w:id="-1">
     <w:p>
       <w:r>
@@ -2066,7 +1449,7 @@
 </file>
 
 <file path=word/numbering.xml><?xml version="1.0" encoding="utf-8"?>
-<w:numbering xmlns:wpc="http://schemas.microsoft.com/office/word/2010/wordprocessingCanvas" xmlns:mc="http://schemas.openxmlformats.org/markup-compatibility/2006" xmlns:o="urn:schemas-microsoft-com:office:office" xmlns:r="http://schemas.openxmlformats.org/officeDocument/2006/relationships" xmlns:m="http://schemas.openxmlformats.org/officeDocument/2006/math" xmlns:v="urn:schemas-microsoft-com:vml" xmlns:wp14="http://schemas.microsoft.com/office/word/2010/wordprocessingDrawing" xmlns:wp="http://schemas.openxmlformats.org/drawingml/2006/wordprocessingDrawing" xmlns:w10="urn:schemas-microsoft-com:office:word" xmlns:w="http://schemas.openxmlformats.org/wordprocessingml/2006/main" xmlns:w14="http://schemas.microsoft.com/office/word/2010/wordml" xmlns:w15="http://schemas.microsoft.com/office/word/2012/wordml" xmlns:wpg="http://schemas.microsoft.com/office/word/2010/wordprocessingGroup" xmlns:wpi="http://schemas.microsoft.com/office/word/2010/wordprocessingInk" xmlns:wne="http://schemas.microsoft.com/office/word/2006/wordml" xmlns:wps="http://schemas.microsoft.com/office/word/2010/wordprocessingShape" mc:Ignorable="w14 w15 wp14">
+<w:numbering xmlns:wpc="http://schemas.microsoft.com/office/word/2010/wordprocessingCanvas" xmlns:cx="http://schemas.microsoft.com/office/drawing/2014/chartex" xmlns:mc="http://schemas.openxmlformats.org/markup-compatibility/2006" xmlns:o="urn:schemas-microsoft-com:office:office" xmlns:r="http://schemas.openxmlformats.org/officeDocument/2006/relationships" xmlns:m="http://schemas.openxmlformats.org/officeDocument/2006/math" xmlns:v="urn:schemas-microsoft-com:vml" xmlns:wp14="http://schemas.microsoft.com/office/word/2010/wordprocessingDrawing" xmlns:wp="http://schemas.openxmlformats.org/drawingml/2006/wordprocessingDrawing" xmlns:w10="urn:schemas-microsoft-com:office:word" xmlns:w="http://schemas.openxmlformats.org/wordprocessingml/2006/main" xmlns:w14="http://schemas.microsoft.com/office/word/2010/wordml" xmlns:w15="http://schemas.microsoft.com/office/word/2012/wordml" xmlns:w16se="http://schemas.microsoft.com/office/word/2015/wordml/symex" xmlns:wpg="http://schemas.microsoft.com/office/word/2010/wordprocessingGroup" xmlns:wpi="http://schemas.microsoft.com/office/word/2010/wordprocessingInk" xmlns:wne="http://schemas.microsoft.com/office/word/2006/wordml" xmlns:wps="http://schemas.microsoft.com/office/word/2010/wordprocessingShape" mc:Ignorable="w14 w15 w16se wp14">
   <w:abstractNum w:abstractNumId="0" w15:restartNumberingAfterBreak="0">
     <w:nsid w:val="51696A78"/>
     <w:multiLevelType w:val="multilevel"/>
@@ -2276,7 +1659,7 @@
 </file>
 
 <file path=word/styles.xml><?xml version="1.0" encoding="utf-8"?>
-<w:styles xmlns:mc="http://schemas.openxmlformats.org/markup-compatibility/2006" xmlns:r="http://schemas.openxmlformats.org/officeDocument/2006/relationships" xmlns:w="http://schemas.openxmlformats.org/wordprocessingml/2006/main" xmlns:w14="http://schemas.microsoft.com/office/word/2010/wordml" xmlns:w15="http://schemas.microsoft.com/office/word/2012/wordml" mc:Ignorable="w14 w15">
+<w:styles xmlns:mc="http://schemas.openxmlformats.org/markup-compatibility/2006" xmlns:r="http://schemas.openxmlformats.org/officeDocument/2006/relationships" xmlns:w="http://schemas.openxmlformats.org/wordprocessingml/2006/main" xmlns:w14="http://schemas.microsoft.com/office/word/2010/wordml" xmlns:w15="http://schemas.microsoft.com/office/word/2012/wordml" xmlns:w16se="http://schemas.microsoft.com/office/word/2015/wordml/symex" mc:Ignorable="w14 w15 w16se">
   <w:docDefaults>
     <w:rPrDefault>
       <w:rPr>

--- a/Evening/05 Internship Reports/Templates/proposal template.docx
+++ b/Evening/05 Internship Reports/Templates/proposal template.docx
@@ -113,8 +113,12 @@
                 <w:rFonts w:asciiTheme="majorBidi" w:hAnsiTheme="majorBidi" w:cstheme="majorBidi"/>
               </w:rPr>
             </w:pPr>
-            <w:bookmarkStart w:id="0" w:name="_GoBack"/>
-            <w:bookmarkEnd w:id="0"/>
+            <w:r>
+              <w:rPr>
+                <w:rFonts w:asciiTheme="majorBidi" w:hAnsiTheme="majorBidi" w:cstheme="majorBidi"/>
+              </w:rPr>
+              <w:t>ADP ITM</w:t>
+            </w:r>
           </w:p>
         </w:tc>
       </w:tr>
@@ -251,6 +255,9 @@
                 <w:rFonts w:asciiTheme="majorBidi" w:hAnsiTheme="majorBidi" w:cstheme="majorBidi"/>
               </w:rPr>
             </w:pPr>
+            <w:r>
+              <w:t>IT Support Intern</w:t>
+            </w:r>
           </w:p>
         </w:tc>
       </w:tr>
@@ -332,6 +339,17 @@
                 <w:rFonts w:asciiTheme="majorBidi" w:hAnsiTheme="majorBidi" w:cstheme="majorBidi"/>
               </w:rPr>
               <w:tab/>
+            </w:r>
+            <w:r>
+              <w:rPr>
+                <w:rFonts w:asciiTheme="majorBidi" w:hAnsiTheme="majorBidi" w:cstheme="majorBidi"/>
+              </w:rPr>
+              <w:t xml:space="preserve">            </w:t>
+            </w:r>
+            <w:r>
+              <w:rPr>
+                <w:rFonts w:asciiTheme="majorBidi" w:hAnsiTheme="majorBidi" w:cstheme="majorBidi"/>
+              </w:rPr>
               <w:t>[  ] Continuing</w:t>
             </w:r>
           </w:p>
@@ -517,6 +535,9 @@
                 <w:rFonts w:asciiTheme="majorBidi" w:hAnsiTheme="majorBidi" w:cstheme="majorBidi"/>
               </w:rPr>
             </w:pPr>
+            <w:r>
+              <w:t>Information Technology (IT Support &amp; Infrastructure)</w:t>
+            </w:r>
           </w:p>
         </w:tc>
       </w:tr>
@@ -1191,6 +1212,25 @@
           <w:b/>
         </w:rPr>
       </w:pPr>
+    </w:p>
+    <w:p>
+      <w:pPr>
+        <w:spacing w:after="160" w:line="259" w:lineRule="auto"/>
+        <w:rPr>
+          <w:rFonts w:asciiTheme="majorBidi" w:hAnsiTheme="majorBidi" w:cstheme="majorBidi"/>
+          <w:b/>
+          <w:bCs/>
+          <w:sz w:val="32"/>
+        </w:rPr>
+      </w:pPr>
+      <w:bookmarkStart w:id="0" w:name="_Toc152587727"/>
+      <w:bookmarkStart w:id="1" w:name="_Toc152588267"/>
+      <w:r>
+        <w:rPr>
+          <w:rFonts w:asciiTheme="majorBidi" w:hAnsiTheme="majorBidi" w:cstheme="majorBidi"/>
+        </w:rPr>
+        <w:br w:type="page"/>
+      </w:r>
     </w:p>
     <w:p>
       <w:pPr>
@@ -1205,32 +1245,29 @@
           <w:rFonts w:asciiTheme="majorBidi" w:hAnsiTheme="majorBidi" w:cstheme="majorBidi"/>
         </w:rPr>
       </w:pPr>
-      <w:bookmarkStart w:id="1" w:name="_Toc152587727"/>
-      <w:bookmarkStart w:id="2" w:name="_Toc152588267"/>
       <w:r>
         <w:rPr>
           <w:rFonts w:asciiTheme="majorBidi" w:hAnsiTheme="majorBidi" w:cstheme="majorBidi"/>
         </w:rPr>
+        <w:lastRenderedPageBreak/>
         <w:t>Introduction</w:t>
       </w:r>
+      <w:bookmarkEnd w:id="0"/>
       <w:bookmarkEnd w:id="1"/>
-      <w:bookmarkEnd w:id="2"/>
     </w:p>
     <w:p>
       <w:pPr>
         <w:pStyle w:val="StyleBefore05"/>
         <w:rPr>
           <w:rFonts w:asciiTheme="majorBidi" w:hAnsiTheme="majorBidi" w:cstheme="majorBidi"/>
-          <w:color w:val="0000FF"/>
+          <w:color w:val="000000" w:themeColor="text1"/>
         </w:rPr>
       </w:pPr>
       <w:r>
-        <w:rPr>
-          <w:rFonts w:asciiTheme="majorBidi" w:hAnsiTheme="majorBidi" w:cstheme="majorBidi"/>
-          <w:color w:val="0000FF"/>
-        </w:rPr>
-        <w:t>Briefly introduce your project idea.</w:t>
+        <w:t>During a 5-month internship at M/S Moeed Shehzad Builders &amp; Developers, the intern worked within the IT Department under the supervision of Mr. Sameer Farhan. The project focused on providing technical support and assistance to the organization’s IT operations, helping maintain smooth day-to-day technology functions within a construction and real estate firm.</w:t>
       </w:r>
+      <w:bookmarkStart w:id="2" w:name="_GoBack"/>
+      <w:bookmarkEnd w:id="2"/>
     </w:p>
     <w:p>
       <w:pPr>
@@ -1243,6 +1280,7 @@
         <w:jc w:val="left"/>
         <w:rPr>
           <w:rFonts w:asciiTheme="majorBidi" w:hAnsiTheme="majorBidi" w:cstheme="majorBidi"/>
+          <w:color w:val="000000" w:themeColor="text1"/>
         </w:rPr>
       </w:pPr>
       <w:bookmarkStart w:id="3" w:name="_Toc152587728"/>
@@ -1250,8 +1288,8 @@
       <w:r>
         <w:rPr>
           <w:rFonts w:asciiTheme="majorBidi" w:hAnsiTheme="majorBidi" w:cstheme="majorBidi"/>
+          <w:color w:val="000000" w:themeColor="text1"/>
         </w:rPr>
-        <w:lastRenderedPageBreak/>
         <w:t>Objective</w:t>
       </w:r>
       <w:bookmarkEnd w:id="3"/>
@@ -1262,13 +1300,13 @@
         <w:pStyle w:val="StyleBefore05"/>
         <w:rPr>
           <w:rFonts w:asciiTheme="majorBidi" w:hAnsiTheme="majorBidi" w:cstheme="majorBidi"/>
-          <w:color w:val="0000FF"/>
+          <w:color w:val="000000" w:themeColor="text1"/>
         </w:rPr>
       </w:pPr>
       <w:r>
         <w:rPr>
           <w:rFonts w:asciiTheme="majorBidi" w:hAnsiTheme="majorBidi" w:cstheme="majorBidi"/>
-          <w:color w:val="0000FF"/>
+          <w:color w:val="000000" w:themeColor="text1"/>
         </w:rPr>
         <w:t>Write down your project objective in a very precise and concise manner. Ideally your statement should not exceed 2-3 lines. For example, "</w:t>
       </w:r>
@@ -1277,14 +1315,14 @@
           <w:rFonts w:asciiTheme="majorBidi" w:hAnsiTheme="majorBidi" w:cstheme="majorBidi"/>
           <w:i/>
           <w:iCs/>
-          <w:color w:val="0000FF"/>
+          <w:color w:val="000000" w:themeColor="text1"/>
         </w:rPr>
         <w:t>To design a real-time fault-tolerant embedded system for automated gas stations with distributed system architecture</w:t>
       </w:r>
       <w:r>
         <w:rPr>
           <w:rFonts w:asciiTheme="majorBidi" w:hAnsiTheme="majorBidi" w:cstheme="majorBidi"/>
-          <w:color w:val="0000FF"/>
+          <w:color w:val="000000" w:themeColor="text1"/>
         </w:rPr>
         <w:t>".</w:t>
       </w:r>
@@ -1300,6 +1338,7 @@
         <w:jc w:val="left"/>
         <w:rPr>
           <w:rFonts w:asciiTheme="majorBidi" w:hAnsiTheme="majorBidi" w:cstheme="majorBidi"/>
+          <w:color w:val="000000" w:themeColor="text1"/>
         </w:rPr>
       </w:pPr>
       <w:bookmarkStart w:id="5" w:name="_Toc152587731"/>
@@ -1307,6 +1346,7 @@
       <w:r>
         <w:rPr>
           <w:rFonts w:asciiTheme="majorBidi" w:hAnsiTheme="majorBidi" w:cstheme="majorBidi"/>
+          <w:color w:val="000000" w:themeColor="text1"/>
         </w:rPr>
         <w:t>Project Scope</w:t>
       </w:r>
@@ -1318,22 +1358,15 @@
         <w:pStyle w:val="StyleBefore05"/>
         <w:rPr>
           <w:rFonts w:asciiTheme="majorBidi" w:hAnsiTheme="majorBidi" w:cstheme="majorBidi"/>
-          <w:color w:val="0000FF"/>
+          <w:color w:val="000000" w:themeColor="text1"/>
         </w:rPr>
       </w:pPr>
       <w:r>
         <w:rPr>
           <w:rFonts w:asciiTheme="majorBidi" w:hAnsiTheme="majorBidi" w:cstheme="majorBidi"/>
-          <w:color w:val="0000FF"/>
+          <w:color w:val="000000" w:themeColor="text1"/>
         </w:rPr>
-        <w:t>Project</w:t>
-      </w:r>
-      <w:r>
-        <w:rPr>
-          <w:rFonts w:asciiTheme="majorBidi" w:hAnsiTheme="majorBidi" w:cstheme="majorBidi"/>
-          <w:color w:val="0000FF"/>
-        </w:rPr>
-        <w:t xml:space="preserve"> should be defined in terms of its scope. Things you are going to do are almost defined in earlier sections. Here you would outline your project’s scope by declaring what design/development/research aspects you are not going to consider in due course. State any assumption that might dictate your system evolution. For example, in automated gas station project, we are assuming a distributed environment. Remember, never fall into technicalities. What communication media we would be using is irrelevant while defining the project scope.</w:t>
+        <w:t>Project should be defined in terms of its scope. Things you are going to do are almost defined in earlier sections. Here you would outline your project’s scope by declaring what design/development/research aspects you are not going to consider in due course. State any assumption that might dictate your system evolution. For example, in automated gas station project, we are assuming a distributed environment. Remember, never fall into technicalities. What communication media we would be using is irrelevant while defining the project scope.</w:t>
       </w:r>
     </w:p>
     <w:p>
@@ -1347,11 +1380,13 @@
         <w:jc w:val="left"/>
         <w:rPr>
           <w:rFonts w:asciiTheme="majorBidi" w:hAnsiTheme="majorBidi" w:cstheme="majorBidi"/>
+          <w:color w:val="000000" w:themeColor="text1"/>
         </w:rPr>
       </w:pPr>
       <w:r>
         <w:rPr>
           <w:rFonts w:asciiTheme="majorBidi" w:hAnsiTheme="majorBidi" w:cstheme="majorBidi"/>
+          <w:color w:val="000000" w:themeColor="text1"/>
         </w:rPr>
         <w:t xml:space="preserve">Summary </w:t>
       </w:r>
@@ -1361,43 +1396,15 @@
         <w:pStyle w:val="StyleBefore05"/>
         <w:rPr>
           <w:rFonts w:asciiTheme="majorBidi" w:hAnsiTheme="majorBidi" w:cstheme="majorBidi"/>
-          <w:color w:val="0000FF"/>
+          <w:color w:val="000000" w:themeColor="text1"/>
         </w:rPr>
       </w:pPr>
       <w:r>
         <w:rPr>
           <w:rFonts w:asciiTheme="majorBidi" w:hAnsiTheme="majorBidi" w:cstheme="majorBidi"/>
-          <w:color w:val="0000FF"/>
+          <w:color w:val="000000" w:themeColor="text1"/>
         </w:rPr>
-        <w:t xml:space="preserve">Write down your project </w:t>
-      </w:r>
-      <w:r>
-        <w:rPr>
-          <w:rFonts w:asciiTheme="majorBidi" w:hAnsiTheme="majorBidi" w:cstheme="majorBidi"/>
-          <w:color w:val="0000FF"/>
-        </w:rPr>
-        <w:t>Summary</w:t>
-      </w:r>
-      <w:r>
-        <w:rPr>
-          <w:rFonts w:asciiTheme="majorBidi" w:hAnsiTheme="majorBidi" w:cstheme="majorBidi"/>
-          <w:color w:val="0000FF"/>
-        </w:rPr>
-        <w:t xml:space="preserve"> in a very precise and concise manner. Ideally your</w:t>
-      </w:r>
-      <w:r>
-        <w:rPr>
-          <w:rFonts w:asciiTheme="majorBidi" w:hAnsiTheme="majorBidi" w:cstheme="majorBidi"/>
-          <w:color w:val="0000FF"/>
-        </w:rPr>
-        <w:t xml:space="preserve"> -statement should not exceed 7-8</w:t>
-      </w:r>
-      <w:r>
-        <w:rPr>
-          <w:rFonts w:asciiTheme="majorBidi" w:hAnsiTheme="majorBidi" w:cstheme="majorBidi"/>
-          <w:color w:val="0000FF"/>
-        </w:rPr>
-        <w:t xml:space="preserve"> lines. </w:t>
+        <w:t xml:space="preserve">Write down your project Summary in a very precise and concise manner. Ideally your -statement should not exceed 7-8 lines. </w:t>
       </w:r>
     </w:p>
     <w:sectPr>
